--- a/paper/asr-reference.docx
+++ b/paper/asr-reference.docx
@@ -383,7 +383,7 @@
         <w:sz w:val="18"/>
         <w:szCs w:val="18"/>
       </w:rPr>
-      <w:t xml:space="preserve">Bayesian MCDA + LxC for analog-astronaut selection</w:t>
+      <w:t xml:space="preserve">Mission medical risk to analog-astronaut selection</w:t>
     </w:r>
   </w:p>
 </w:hdr>
